--- a/Cristoff Stan/Java Kotlin/Cristoff Stan.docx
+++ b/Cristoff Stan/Java Kotlin/Cristoff Stan.docx
@@ -135,7 +135,25 @@
                 <w:color w:val="FFFFFF"/>
               </w:rPr>
               <w:br/>
-              <w:t>LinkedIn: https://www.linkedin.com/in/cristoff-stan-b53490362/ | Phone Number: +372 58619311</w:t>
+              <w:t>LinkedIn: https://www.linkedin.com/in/cristoff-stan-</w:t>
+            </w:r>
+            <w:r>
+              <w:rPr>
+                <w:rFonts w:asciiTheme="majorBidi" w:hAnsiTheme="majorBidi" w:cstheme="majorBidi"/>
+                <w:b/>
+                <w:bCs/>
+                <w:color w:val="FFFFFF"/>
+              </w:rPr>
+              <w:t>330682401</w:t>
+            </w:r>
+            <w:r>
+              <w:rPr>
+                <w:rFonts w:asciiTheme="majorBidi" w:hAnsiTheme="majorBidi" w:cstheme="majorBidi"/>
+                <w:b/>
+                <w:bCs/>
+                <w:color w:val="FFFFFF"/>
+              </w:rPr>
+              <w:t>/ | Phone Number: +372 58619311</w:t>
             </w:r>
           </w:p>
         </w:tc>
@@ -164,8 +182,6 @@
         </w:rPr>
         <w:t>PROFESSIONAL SUMMARY</w:t>
       </w:r>
-      <w:bookmarkStart w:id="0" w:name="_GoBack"/>
-      <w:bookmarkEnd w:id="0"/>
     </w:p>
     <w:p>
       <w:pPr>
@@ -245,27 +261,7 @@
           <w:szCs w:val="24"/>
           <w:lang w:eastAsia="en-US"/>
         </w:rPr>
-        <w:t xml:space="preserve">, </w:t>
-      </w:r>
-      <w:proofErr w:type="spellStart"/>
-      <w:r>
-        <w:rPr>
-          <w:rFonts w:ascii="Times New Roman" w:eastAsia="Times New Roman" w:hAnsi="Times New Roman" w:cs="Times New Roman"/>
-          <w:sz w:val="24"/>
-          <w:szCs w:val="24"/>
-          <w:lang w:eastAsia="en-US"/>
-        </w:rPr>
-        <w:t>RESTful</w:t>
-      </w:r>
-      <w:proofErr w:type="spellEnd"/>
-      <w:r>
-        <w:rPr>
-          <w:rFonts w:ascii="Times New Roman" w:eastAsia="Times New Roman" w:hAnsi="Times New Roman" w:cs="Times New Roman"/>
-          <w:sz w:val="24"/>
-          <w:szCs w:val="24"/>
-          <w:lang w:eastAsia="en-US"/>
-        </w:rPr>
-        <w:t xml:space="preserve"> APIs, and cloud platforms like AWS. </w:t>
+        <w:t xml:space="preserve">, RESTful APIs, and cloud platforms like AWS. </w:t>
       </w:r>
       <w:proofErr w:type="gramStart"/>
       <w:r>
@@ -536,47 +532,7 @@
           <w:szCs w:val="24"/>
           <w:lang w:eastAsia="en-US"/>
         </w:rPr>
-        <w:t xml:space="preserve">, </w:t>
-      </w:r>
-      <w:proofErr w:type="spellStart"/>
-      <w:r>
-        <w:rPr>
-          <w:rFonts w:ascii="Times New Roman" w:eastAsia="Times New Roman" w:hAnsi="Times New Roman" w:cs="Times New Roman"/>
-          <w:sz w:val="24"/>
-          <w:szCs w:val="24"/>
-          <w:lang w:eastAsia="en-US"/>
-        </w:rPr>
-        <w:t>PostgreSQL</w:t>
-      </w:r>
-      <w:proofErr w:type="spellEnd"/>
-      <w:r>
-        <w:rPr>
-          <w:rFonts w:ascii="Times New Roman" w:eastAsia="Times New Roman" w:hAnsi="Times New Roman" w:cs="Times New Roman"/>
-          <w:sz w:val="24"/>
-          <w:szCs w:val="24"/>
-          <w:lang w:eastAsia="en-US"/>
-        </w:rPr>
-        <w:t xml:space="preserve">, </w:t>
-      </w:r>
-      <w:proofErr w:type="spellStart"/>
-      <w:r>
-        <w:rPr>
-          <w:rFonts w:ascii="Times New Roman" w:eastAsia="Times New Roman" w:hAnsi="Times New Roman" w:cs="Times New Roman"/>
-          <w:sz w:val="24"/>
-          <w:szCs w:val="24"/>
-          <w:lang w:eastAsia="en-US"/>
-        </w:rPr>
-        <w:t>MongoDB</w:t>
-      </w:r>
-      <w:proofErr w:type="spellEnd"/>
-      <w:r>
-        <w:rPr>
-          <w:rFonts w:ascii="Times New Roman" w:eastAsia="Times New Roman" w:hAnsi="Times New Roman" w:cs="Times New Roman"/>
-          <w:sz w:val="24"/>
-          <w:szCs w:val="24"/>
-          <w:lang w:eastAsia="en-US"/>
-        </w:rPr>
-        <w:t xml:space="preserve">, </w:t>
+        <w:t xml:space="preserve">, PostgreSQL, MongoDB, </w:t>
       </w:r>
       <w:proofErr w:type="spellStart"/>
       <w:r>
@@ -605,6 +561,15 @@
           <w:lang w:eastAsia="en-US"/>
         </w:rPr>
       </w:pPr>
+      <w:r>
+        <w:rPr>
+          <w:rFonts w:ascii="Times New Roman" w:eastAsia="Times New Roman" w:hAnsi="Times New Roman" w:cs="Times New Roman"/>
+          <w:sz w:val="24"/>
+          <w:szCs w:val="24"/>
+          <w:lang w:eastAsia="en-US"/>
+        </w:rPr>
+        <w:t xml:space="preserve">DevOps: Docker, Kubernetes (K8s), </w:t>
+      </w:r>
       <w:proofErr w:type="spellStart"/>
       <w:r>
         <w:rPr>
@@ -613,7 +578,7 @@
           <w:szCs w:val="24"/>
           <w:lang w:eastAsia="en-US"/>
         </w:rPr>
-        <w:t>DevOps</w:t>
+        <w:t>ArgoCD</w:t>
       </w:r>
       <w:proofErr w:type="spellEnd"/>
       <w:r>
@@ -623,87 +588,7 @@
           <w:szCs w:val="24"/>
           <w:lang w:eastAsia="en-US"/>
         </w:rPr>
-        <w:t xml:space="preserve">: </w:t>
-      </w:r>
-      <w:proofErr w:type="spellStart"/>
-      <w:r>
-        <w:rPr>
-          <w:rFonts w:ascii="Times New Roman" w:eastAsia="Times New Roman" w:hAnsi="Times New Roman" w:cs="Times New Roman"/>
-          <w:sz w:val="24"/>
-          <w:szCs w:val="24"/>
-          <w:lang w:eastAsia="en-US"/>
-        </w:rPr>
-        <w:t>Docker</w:t>
-      </w:r>
-      <w:proofErr w:type="spellEnd"/>
-      <w:r>
-        <w:rPr>
-          <w:rFonts w:ascii="Times New Roman" w:eastAsia="Times New Roman" w:hAnsi="Times New Roman" w:cs="Times New Roman"/>
-          <w:sz w:val="24"/>
-          <w:szCs w:val="24"/>
-          <w:lang w:eastAsia="en-US"/>
-        </w:rPr>
-        <w:t xml:space="preserve">, </w:t>
-      </w:r>
-      <w:proofErr w:type="spellStart"/>
-      <w:r>
-        <w:rPr>
-          <w:rFonts w:ascii="Times New Roman" w:eastAsia="Times New Roman" w:hAnsi="Times New Roman" w:cs="Times New Roman"/>
-          <w:sz w:val="24"/>
-          <w:szCs w:val="24"/>
-          <w:lang w:eastAsia="en-US"/>
-        </w:rPr>
-        <w:t>Kubernetes</w:t>
-      </w:r>
-      <w:proofErr w:type="spellEnd"/>
-      <w:r>
-        <w:rPr>
-          <w:rFonts w:ascii="Times New Roman" w:eastAsia="Times New Roman" w:hAnsi="Times New Roman" w:cs="Times New Roman"/>
-          <w:sz w:val="24"/>
-          <w:szCs w:val="24"/>
-          <w:lang w:eastAsia="en-US"/>
-        </w:rPr>
-        <w:t xml:space="preserve"> (K8s), </w:t>
-      </w:r>
-      <w:proofErr w:type="spellStart"/>
-      <w:r>
-        <w:rPr>
-          <w:rFonts w:ascii="Times New Roman" w:eastAsia="Times New Roman" w:hAnsi="Times New Roman" w:cs="Times New Roman"/>
-          <w:sz w:val="24"/>
-          <w:szCs w:val="24"/>
-          <w:lang w:eastAsia="en-US"/>
-        </w:rPr>
-        <w:t>ArgoCD</w:t>
-      </w:r>
-      <w:proofErr w:type="spellEnd"/>
-      <w:r>
-        <w:rPr>
-          <w:rFonts w:ascii="Times New Roman" w:eastAsia="Times New Roman" w:hAnsi="Times New Roman" w:cs="Times New Roman"/>
-          <w:sz w:val="24"/>
-          <w:szCs w:val="24"/>
-          <w:lang w:eastAsia="en-US"/>
-        </w:rPr>
-        <w:t xml:space="preserve">, </w:t>
-      </w:r>
-      <w:proofErr w:type="spellStart"/>
-      <w:r>
-        <w:rPr>
-          <w:rFonts w:ascii="Times New Roman" w:eastAsia="Times New Roman" w:hAnsi="Times New Roman" w:cs="Times New Roman"/>
-          <w:sz w:val="24"/>
-          <w:szCs w:val="24"/>
-          <w:lang w:eastAsia="en-US"/>
-        </w:rPr>
-        <w:t>GitHub</w:t>
-      </w:r>
-      <w:proofErr w:type="spellEnd"/>
-      <w:r>
-        <w:rPr>
-          <w:rFonts w:ascii="Times New Roman" w:eastAsia="Times New Roman" w:hAnsi="Times New Roman" w:cs="Times New Roman"/>
-          <w:sz w:val="24"/>
-          <w:szCs w:val="24"/>
-          <w:lang w:eastAsia="en-US"/>
-        </w:rPr>
-        <w:t xml:space="preserve"> Actions, </w:t>
+        <w:t xml:space="preserve">, GitHub Actions, </w:t>
       </w:r>
       <w:proofErr w:type="spellStart"/>
       <w:r>
@@ -1168,27 +1053,7 @@
           <w:szCs w:val="24"/>
           <w:lang w:eastAsia="en-US"/>
         </w:rPr>
-        <w:t xml:space="preserve">Implemented </w:t>
-      </w:r>
-      <w:proofErr w:type="spellStart"/>
-      <w:r>
-        <w:rPr>
-          <w:rFonts w:ascii="Times New Roman" w:eastAsia="Times New Roman" w:hAnsi="Times New Roman" w:cs="Times New Roman"/>
-          <w:sz w:val="24"/>
-          <w:szCs w:val="24"/>
-          <w:lang w:eastAsia="en-US"/>
-        </w:rPr>
-        <w:t>observability</w:t>
-      </w:r>
-      <w:proofErr w:type="spellEnd"/>
-      <w:r>
-        <w:rPr>
-          <w:rFonts w:ascii="Times New Roman" w:eastAsia="Times New Roman" w:hAnsi="Times New Roman" w:cs="Times New Roman"/>
-          <w:sz w:val="24"/>
-          <w:szCs w:val="24"/>
-          <w:lang w:eastAsia="en-US"/>
-        </w:rPr>
-        <w:t xml:space="preserve"> tools using Prometheus, </w:t>
+        <w:t xml:space="preserve">Implemented observability tools using Prometheus, </w:t>
       </w:r>
       <w:proofErr w:type="spellStart"/>
       <w:r>
@@ -1318,67 +1183,7 @@
           <w:szCs w:val="24"/>
           <w:lang w:eastAsia="en-US"/>
         </w:rPr>
-        <w:t xml:space="preserve">Designed and deployed containerized applications with </w:t>
-      </w:r>
-      <w:proofErr w:type="spellStart"/>
-      <w:r>
-        <w:rPr>
-          <w:rFonts w:ascii="Times New Roman" w:eastAsia="Times New Roman" w:hAnsi="Times New Roman" w:cs="Times New Roman"/>
-          <w:sz w:val="24"/>
-          <w:szCs w:val="24"/>
-          <w:lang w:eastAsia="en-US"/>
-        </w:rPr>
-        <w:t>Kubernetes</w:t>
-      </w:r>
-      <w:proofErr w:type="spellEnd"/>
-      <w:r>
-        <w:rPr>
-          <w:rFonts w:ascii="Times New Roman" w:eastAsia="Times New Roman" w:hAnsi="Times New Roman" w:cs="Times New Roman"/>
-          <w:sz w:val="24"/>
-          <w:szCs w:val="24"/>
-          <w:lang w:eastAsia="en-US"/>
-        </w:rPr>
-        <w:t xml:space="preserve"> and </w:t>
-      </w:r>
-      <w:proofErr w:type="spellStart"/>
-      <w:r>
-        <w:rPr>
-          <w:rFonts w:ascii="Times New Roman" w:eastAsia="Times New Roman" w:hAnsi="Times New Roman" w:cs="Times New Roman"/>
-          <w:sz w:val="24"/>
-          <w:szCs w:val="24"/>
-          <w:lang w:eastAsia="en-US"/>
-        </w:rPr>
-        <w:t>Docker</w:t>
-      </w:r>
-      <w:proofErr w:type="spellEnd"/>
-      <w:r>
-        <w:rPr>
-          <w:rFonts w:ascii="Times New Roman" w:eastAsia="Times New Roman" w:hAnsi="Times New Roman" w:cs="Times New Roman"/>
-          <w:sz w:val="24"/>
-          <w:szCs w:val="24"/>
-          <w:lang w:eastAsia="en-US"/>
-        </w:rPr>
-        <w:t xml:space="preserve">, using </w:t>
-      </w:r>
-      <w:proofErr w:type="spellStart"/>
-      <w:r>
-        <w:rPr>
-          <w:rFonts w:ascii="Times New Roman" w:eastAsia="Times New Roman" w:hAnsi="Times New Roman" w:cs="Times New Roman"/>
-          <w:sz w:val="24"/>
-          <w:szCs w:val="24"/>
-          <w:lang w:eastAsia="en-US"/>
-        </w:rPr>
-        <w:t>GitHub</w:t>
-      </w:r>
-      <w:proofErr w:type="spellEnd"/>
-      <w:r>
-        <w:rPr>
-          <w:rFonts w:ascii="Times New Roman" w:eastAsia="Times New Roman" w:hAnsi="Times New Roman" w:cs="Times New Roman"/>
-          <w:sz w:val="24"/>
-          <w:szCs w:val="24"/>
-          <w:lang w:eastAsia="en-US"/>
-        </w:rPr>
-        <w:t xml:space="preserve"> Actions and </w:t>
+        <w:t xml:space="preserve">Designed and deployed containerized applications with Kubernetes and Docker, using GitHub Actions and </w:t>
       </w:r>
       <w:proofErr w:type="spellStart"/>
       <w:r>
@@ -1650,27 +1455,7 @@
           <w:szCs w:val="24"/>
           <w:lang w:eastAsia="en-US"/>
         </w:rPr>
-        <w:t xml:space="preserve">Developed </w:t>
-      </w:r>
-      <w:proofErr w:type="spellStart"/>
-      <w:r>
-        <w:rPr>
-          <w:rFonts w:ascii="Times New Roman" w:eastAsia="Times New Roman" w:hAnsi="Times New Roman" w:cs="Times New Roman"/>
-          <w:sz w:val="24"/>
-          <w:szCs w:val="24"/>
-          <w:lang w:eastAsia="en-US"/>
-        </w:rPr>
-        <w:t>RESTful</w:t>
-      </w:r>
-      <w:proofErr w:type="spellEnd"/>
-      <w:r>
-        <w:rPr>
-          <w:rFonts w:ascii="Times New Roman" w:eastAsia="Times New Roman" w:hAnsi="Times New Roman" w:cs="Times New Roman"/>
-          <w:sz w:val="24"/>
-          <w:szCs w:val="24"/>
-          <w:lang w:eastAsia="en-US"/>
-        </w:rPr>
-        <w:t xml:space="preserve"> APIs and ensured API documentation using Swagger/</w:t>
+        <w:t>Developed RESTful APIs and ensured API documentation using Swagger/</w:t>
       </w:r>
       <w:proofErr w:type="spellStart"/>
       <w:r>
@@ -1715,47 +1500,7 @@
           <w:szCs w:val="24"/>
           <w:lang w:eastAsia="en-US"/>
         </w:rPr>
-        <w:t xml:space="preserve">Collaborated with </w:t>
-      </w:r>
-      <w:proofErr w:type="spellStart"/>
-      <w:r>
-        <w:rPr>
-          <w:rFonts w:ascii="Times New Roman" w:eastAsia="Times New Roman" w:hAnsi="Times New Roman" w:cs="Times New Roman"/>
-          <w:sz w:val="24"/>
-          <w:szCs w:val="24"/>
-          <w:lang w:eastAsia="en-US"/>
-        </w:rPr>
-        <w:t>DevOps</w:t>
-      </w:r>
-      <w:proofErr w:type="spellEnd"/>
-      <w:r>
-        <w:rPr>
-          <w:rFonts w:ascii="Times New Roman" w:eastAsia="Times New Roman" w:hAnsi="Times New Roman" w:cs="Times New Roman"/>
-          <w:sz w:val="24"/>
-          <w:szCs w:val="24"/>
-          <w:lang w:eastAsia="en-US"/>
-        </w:rPr>
-        <w:t xml:space="preserve"> engineers to containerize applications and implement CI pipelines using Jenkins and </w:t>
-      </w:r>
-      <w:proofErr w:type="spellStart"/>
-      <w:r>
-        <w:rPr>
-          <w:rFonts w:ascii="Times New Roman" w:eastAsia="Times New Roman" w:hAnsi="Times New Roman" w:cs="Times New Roman"/>
-          <w:sz w:val="24"/>
-          <w:szCs w:val="24"/>
-          <w:lang w:eastAsia="en-US"/>
-        </w:rPr>
-        <w:t>GitHub</w:t>
-      </w:r>
-      <w:proofErr w:type="spellEnd"/>
-      <w:r>
-        <w:rPr>
-          <w:rFonts w:ascii="Times New Roman" w:eastAsia="Times New Roman" w:hAnsi="Times New Roman" w:cs="Times New Roman"/>
-          <w:sz w:val="24"/>
-          <w:szCs w:val="24"/>
-          <w:lang w:eastAsia="en-US"/>
-        </w:rPr>
-        <w:t xml:space="preserve"> Actions for consistent deployments.</w:t>
+        <w:t>Collaborated with DevOps engineers to containerize applications and implement CI pipelines using Jenkins and GitHub Actions for consistent deployments.</w:t>
       </w:r>
     </w:p>
     <w:p>
@@ -1805,27 +1550,7 @@
           <w:szCs w:val="24"/>
           <w:lang w:eastAsia="en-US"/>
         </w:rPr>
-        <w:t xml:space="preserve">Implemented automated test suites with </w:t>
-      </w:r>
-      <w:proofErr w:type="spellStart"/>
-      <w:r>
-        <w:rPr>
-          <w:rFonts w:ascii="Times New Roman" w:eastAsia="Times New Roman" w:hAnsi="Times New Roman" w:cs="Times New Roman"/>
-          <w:sz w:val="24"/>
-          <w:szCs w:val="24"/>
-          <w:lang w:eastAsia="en-US"/>
-        </w:rPr>
-        <w:t>JUnit</w:t>
-      </w:r>
-      <w:proofErr w:type="spellEnd"/>
-      <w:r>
-        <w:rPr>
-          <w:rFonts w:ascii="Times New Roman" w:eastAsia="Times New Roman" w:hAnsi="Times New Roman" w:cs="Times New Roman"/>
-          <w:sz w:val="24"/>
-          <w:szCs w:val="24"/>
-          <w:lang w:eastAsia="en-US"/>
-        </w:rPr>
-        <w:t xml:space="preserve"> and </w:t>
+        <w:t xml:space="preserve">Implemented automated test suites with JUnit and </w:t>
       </w:r>
       <w:proofErr w:type="spellStart"/>
       <w:r>
@@ -2093,47 +1818,7 @@
           <w:szCs w:val="24"/>
           <w:lang w:eastAsia="en-US"/>
         </w:rPr>
-        <w:t xml:space="preserve">Created modular APIs supporting internal and third-party integrations, following </w:t>
-      </w:r>
-      <w:proofErr w:type="spellStart"/>
-      <w:r>
-        <w:rPr>
-          <w:rFonts w:ascii="Times New Roman" w:eastAsia="Times New Roman" w:hAnsi="Times New Roman" w:cs="Times New Roman"/>
-          <w:sz w:val="24"/>
-          <w:szCs w:val="24"/>
-          <w:lang w:eastAsia="en-US"/>
-        </w:rPr>
-        <w:t>RESTful</w:t>
-      </w:r>
-      <w:proofErr w:type="spellEnd"/>
-      <w:r>
-        <w:rPr>
-          <w:rFonts w:ascii="Times New Roman" w:eastAsia="Times New Roman" w:hAnsi="Times New Roman" w:cs="Times New Roman"/>
-          <w:sz w:val="24"/>
-          <w:szCs w:val="24"/>
-          <w:lang w:eastAsia="en-US"/>
-        </w:rPr>
-        <w:t xml:space="preserve"> standards and </w:t>
-      </w:r>
-      <w:proofErr w:type="spellStart"/>
-      <w:r>
-        <w:rPr>
-          <w:rFonts w:ascii="Times New Roman" w:eastAsia="Times New Roman" w:hAnsi="Times New Roman" w:cs="Times New Roman"/>
-          <w:sz w:val="24"/>
-          <w:szCs w:val="24"/>
-          <w:lang w:eastAsia="en-US"/>
-        </w:rPr>
-        <w:t>OAuth</w:t>
-      </w:r>
-      <w:proofErr w:type="spellEnd"/>
-      <w:r>
-        <w:rPr>
-          <w:rFonts w:ascii="Times New Roman" w:eastAsia="Times New Roman" w:hAnsi="Times New Roman" w:cs="Times New Roman"/>
-          <w:sz w:val="24"/>
-          <w:szCs w:val="24"/>
-          <w:lang w:eastAsia="en-US"/>
-        </w:rPr>
-        <w:t xml:space="preserve"> 2.0 authentication protocols.</w:t>
+        <w:t>Created modular APIs supporting internal and third-party integrations, following RESTful standards and OAuth 2.0 authentication protocols.</w:t>
       </w:r>
     </w:p>
     <w:p>
@@ -2158,27 +1843,7 @@
           <w:szCs w:val="24"/>
           <w:lang w:eastAsia="en-US"/>
         </w:rPr>
-        <w:t xml:space="preserve">Improved database efficiency by redesigning indexing strategies and optimizing SQL queries in </w:t>
-      </w:r>
-      <w:proofErr w:type="spellStart"/>
-      <w:r>
-        <w:rPr>
-          <w:rFonts w:ascii="Times New Roman" w:eastAsia="Times New Roman" w:hAnsi="Times New Roman" w:cs="Times New Roman"/>
-          <w:sz w:val="24"/>
-          <w:szCs w:val="24"/>
-          <w:lang w:eastAsia="en-US"/>
-        </w:rPr>
-        <w:t>PostgreSQL</w:t>
-      </w:r>
-      <w:proofErr w:type="spellEnd"/>
-      <w:r>
-        <w:rPr>
-          <w:rFonts w:ascii="Times New Roman" w:eastAsia="Times New Roman" w:hAnsi="Times New Roman" w:cs="Times New Roman"/>
-          <w:sz w:val="24"/>
-          <w:szCs w:val="24"/>
-          <w:lang w:eastAsia="en-US"/>
-        </w:rPr>
-        <w:t>, leading to a 25% performance gain.</w:t>
+        <w:t>Improved database efficiency by redesigning indexing strategies and optimizing SQL queries in PostgreSQL, leading to a 25% performance gain.</w:t>
       </w:r>
     </w:p>
     <w:p>
@@ -2203,27 +1868,7 @@
           <w:szCs w:val="24"/>
           <w:lang w:eastAsia="en-US"/>
         </w:rPr>
-        <w:t xml:space="preserve">Managed deployment automation through </w:t>
-      </w:r>
-      <w:proofErr w:type="spellStart"/>
-      <w:r>
-        <w:rPr>
-          <w:rFonts w:ascii="Times New Roman" w:eastAsia="Times New Roman" w:hAnsi="Times New Roman" w:cs="Times New Roman"/>
-          <w:sz w:val="24"/>
-          <w:szCs w:val="24"/>
-          <w:lang w:eastAsia="en-US"/>
-        </w:rPr>
-        <w:t>Docker</w:t>
-      </w:r>
-      <w:proofErr w:type="spellEnd"/>
-      <w:r>
-        <w:rPr>
-          <w:rFonts w:ascii="Times New Roman" w:eastAsia="Times New Roman" w:hAnsi="Times New Roman" w:cs="Times New Roman"/>
-          <w:sz w:val="24"/>
-          <w:szCs w:val="24"/>
-          <w:lang w:eastAsia="en-US"/>
-        </w:rPr>
-        <w:t xml:space="preserve"> Compose and </w:t>
+        <w:t xml:space="preserve">Managed deployment automation through Docker Compose and </w:t>
       </w:r>
       <w:proofErr w:type="spellStart"/>
       <w:r>
@@ -2358,7 +2003,6 @@
           <w:bCs/>
         </w:rPr>
       </w:pPr>
-      <w:proofErr w:type="spellStart"/>
       <w:r>
         <w:rPr>
           <w:rStyle w:val="Strong"/>
@@ -2366,17 +2010,7 @@
           <w:b/>
           <w:bCs/>
         </w:rPr>
-        <w:t>Decima</w:t>
-      </w:r>
-      <w:proofErr w:type="spellEnd"/>
-      <w:r>
-        <w:rPr>
-          <w:rStyle w:val="Strong"/>
-          <w:rFonts w:asciiTheme="majorBidi" w:hAnsiTheme="majorBidi" w:cstheme="majorBidi" w:hint="default"/>
-          <w:b/>
-          <w:bCs/>
-        </w:rPr>
-        <w:t xml:space="preserve"> Digital </w:t>
+        <w:t xml:space="preserve">Decima Digital </w:t>
       </w:r>
     </w:p>
     <w:p>
@@ -2811,27 +2445,7 @@
           <w:szCs w:val="24"/>
           <w:lang w:eastAsia="en-US"/>
         </w:rPr>
-        <w:t xml:space="preserve">Supported the backend development of a </w:t>
-      </w:r>
-      <w:proofErr w:type="spellStart"/>
-      <w:r>
-        <w:rPr>
-          <w:rFonts w:ascii="Times New Roman" w:eastAsia="Times New Roman" w:hAnsi="Times New Roman" w:cs="Times New Roman"/>
-          <w:sz w:val="24"/>
-          <w:szCs w:val="24"/>
-          <w:lang w:eastAsia="en-US"/>
-        </w:rPr>
-        <w:t>SaaS</w:t>
-      </w:r>
-      <w:proofErr w:type="spellEnd"/>
-      <w:r>
-        <w:rPr>
-          <w:rFonts w:ascii="Times New Roman" w:eastAsia="Times New Roman" w:hAnsi="Times New Roman" w:cs="Times New Roman"/>
-          <w:sz w:val="24"/>
-          <w:szCs w:val="24"/>
-          <w:lang w:eastAsia="en-US"/>
-        </w:rPr>
-        <w:t xml:space="preserve"> platform for logistics using Python and Flask, gaining early exposure to MVC and REST concepts.</w:t>
+        <w:t>Supported the backend development of a SaaS platform for logistics using Python and Flask, gaining early exposure to MVC and REST concepts.</w:t>
       </w:r>
     </w:p>
     <w:p>
@@ -3232,27 +2846,7 @@
           <w:szCs w:val="24"/>
           <w:lang w:eastAsia="en-US"/>
         </w:rPr>
-        <w:t>Java Programming and Software Engineering Fundamentals (</w:t>
-      </w:r>
-      <w:proofErr w:type="spellStart"/>
-      <w:r>
-        <w:rPr>
-          <w:rFonts w:ascii="Times New Roman" w:eastAsia="Times New Roman" w:hAnsi="Times New Roman" w:cs="Times New Roman"/>
-          <w:sz w:val="24"/>
-          <w:szCs w:val="24"/>
-          <w:lang w:eastAsia="en-US"/>
-        </w:rPr>
-        <w:t>Coursera</w:t>
-      </w:r>
-      <w:proofErr w:type="spellEnd"/>
-      <w:r>
-        <w:rPr>
-          <w:rFonts w:ascii="Times New Roman" w:eastAsia="Times New Roman" w:hAnsi="Times New Roman" w:cs="Times New Roman"/>
-          <w:sz w:val="24"/>
-          <w:szCs w:val="24"/>
-          <w:lang w:eastAsia="en-US"/>
-        </w:rPr>
-        <w:t xml:space="preserve"> – Duke University, 2022)</w:t>
+        <w:t>Java Programming and Software Engineering Fundamentals (Coursera – Duke University, 2022)</w:t>
       </w:r>
     </w:p>
     <w:p>
@@ -3270,25 +2864,14 @@
           <w:lang w:eastAsia="en-US"/>
         </w:rPr>
       </w:pPr>
-      <w:proofErr w:type="spellStart"/>
-      <w:r>
-        <w:rPr>
-          <w:rFonts w:ascii="Times New Roman" w:eastAsia="Times New Roman" w:hAnsi="Times New Roman" w:cs="Times New Roman"/>
-          <w:sz w:val="24"/>
-          <w:szCs w:val="24"/>
-          <w:lang w:eastAsia="en-US"/>
-        </w:rPr>
-        <w:t>Kubernetes</w:t>
-      </w:r>
-      <w:proofErr w:type="spellEnd"/>
-      <w:r>
-        <w:rPr>
-          <w:rFonts w:ascii="Times New Roman" w:eastAsia="Times New Roman" w:hAnsi="Times New Roman" w:cs="Times New Roman"/>
-          <w:sz w:val="24"/>
-          <w:szCs w:val="24"/>
-          <w:lang w:eastAsia="en-US"/>
-        </w:rPr>
-        <w:t xml:space="preserve"> for Developers (</w:t>
+      <w:r>
+        <w:rPr>
+          <w:rFonts w:ascii="Times New Roman" w:eastAsia="Times New Roman" w:hAnsi="Times New Roman" w:cs="Times New Roman"/>
+          <w:sz w:val="24"/>
+          <w:szCs w:val="24"/>
+          <w:lang w:eastAsia="en-US"/>
+        </w:rPr>
+        <w:t>Kubernetes for Developers (</w:t>
       </w:r>
       <w:proofErr w:type="spellStart"/>
       <w:r>
@@ -3479,6 +3062,7 @@
         </w:rPr>
         <w:t xml:space="preserve"> the backend development of a cloud-native e-commerce solution for automotive parts using </w:t>
       </w:r>
+      <w:bookmarkStart w:id="0" w:name="_GoBack"/>
       <w:proofErr w:type="spellStart"/>
       <w:r>
         <w:rPr>
@@ -3490,6 +3074,7 @@
         <w:lastRenderedPageBreak/>
         <w:t>Kotlin</w:t>
       </w:r>
+      <w:bookmarkEnd w:id="0"/>
       <w:proofErr w:type="spellEnd"/>
       <w:r>
         <w:rPr>
@@ -3628,27 +3213,7 @@
           <w:szCs w:val="24"/>
           <w:lang w:eastAsia="en-US"/>
         </w:rPr>
-        <w:t xml:space="preserve"> queues, and exposed a clean </w:t>
-      </w:r>
-      <w:proofErr w:type="spellStart"/>
-      <w:r>
-        <w:rPr>
-          <w:rFonts w:ascii="Times New Roman" w:eastAsia="Times New Roman" w:hAnsi="Times New Roman" w:cs="Times New Roman"/>
-          <w:sz w:val="24"/>
-          <w:szCs w:val="24"/>
-          <w:lang w:eastAsia="en-US"/>
-        </w:rPr>
-        <w:t>RESTful</w:t>
-      </w:r>
-      <w:proofErr w:type="spellEnd"/>
-      <w:r>
-        <w:rPr>
-          <w:rFonts w:ascii="Times New Roman" w:eastAsia="Times New Roman" w:hAnsi="Times New Roman" w:cs="Times New Roman"/>
-          <w:sz w:val="24"/>
-          <w:szCs w:val="24"/>
-          <w:lang w:eastAsia="en-US"/>
-        </w:rPr>
-        <w:t xml:space="preserve"> API for dashboard management.</w:t>
+        <w:t xml:space="preserve"> queues, and exposed a clean RESTful API for dashboard management.</w:t>
       </w:r>
     </w:p>
     <w:p>
@@ -3699,47 +3264,7 @@
           <w:lang w:eastAsia="en-US"/>
         </w:rPr>
         <w:br/>
-        <w:t xml:space="preserve">Designed and implemented backend services for a CRM tailored to real estate brokers. Used </w:t>
-      </w:r>
-      <w:proofErr w:type="spellStart"/>
-      <w:r>
-        <w:rPr>
-          <w:rFonts w:ascii="Times New Roman" w:eastAsia="Times New Roman" w:hAnsi="Times New Roman" w:cs="Times New Roman"/>
-          <w:sz w:val="24"/>
-          <w:szCs w:val="24"/>
-          <w:lang w:eastAsia="en-US"/>
-        </w:rPr>
-        <w:t>PostgreSQL</w:t>
-      </w:r>
-      <w:proofErr w:type="spellEnd"/>
-      <w:r>
-        <w:rPr>
-          <w:rFonts w:ascii="Times New Roman" w:eastAsia="Times New Roman" w:hAnsi="Times New Roman" w:cs="Times New Roman"/>
-          <w:sz w:val="24"/>
-          <w:szCs w:val="24"/>
-          <w:lang w:eastAsia="en-US"/>
-        </w:rPr>
-        <w:t xml:space="preserve">, Spring Boot, and </w:t>
-      </w:r>
-      <w:proofErr w:type="spellStart"/>
-      <w:r>
-        <w:rPr>
-          <w:rFonts w:ascii="Times New Roman" w:eastAsia="Times New Roman" w:hAnsi="Times New Roman" w:cs="Times New Roman"/>
-          <w:sz w:val="24"/>
-          <w:szCs w:val="24"/>
-          <w:lang w:eastAsia="en-US"/>
-        </w:rPr>
-        <w:t>Docker</w:t>
-      </w:r>
-      <w:proofErr w:type="spellEnd"/>
-      <w:r>
-        <w:rPr>
-          <w:rFonts w:ascii="Times New Roman" w:eastAsia="Times New Roman" w:hAnsi="Times New Roman" w:cs="Times New Roman"/>
-          <w:sz w:val="24"/>
-          <w:szCs w:val="24"/>
-          <w:lang w:eastAsia="en-US"/>
-        </w:rPr>
-        <w:t xml:space="preserve"> to deliver features like client tracking, lead generation, and appointment management.</w:t>
+        <w:t>Designed and implemented backend services for a CRM tailored to real estate brokers. Used PostgreSQL, Spring Boot, and Docker to deliver features like client tracking, lead generation, and appointment management.</w:t>
       </w:r>
     </w:p>
     <w:p>
@@ -7976,7 +7501,6 @@
       <w:jc w:val="both"/>
     </w:pPr>
     <w:tblPr>
-      <w:tblInd w:w="0" w:type="dxa"/>
       <w:tblBorders>
         <w:top w:val="single" w:sz="4" w:space="0" w:color="auto"/>
         <w:left w:val="single" w:sz="4" w:space="0" w:color="auto"/>
@@ -7985,12 +7509,6 @@
         <w:insideH w:val="single" w:sz="4" w:space="0" w:color="auto"/>
         <w:insideV w:val="single" w:sz="4" w:space="0" w:color="auto"/>
       </w:tblBorders>
-      <w:tblCellMar>
-        <w:top w:w="0" w:type="dxa"/>
-        <w:left w:w="108" w:type="dxa"/>
-        <w:bottom w:w="0" w:type="dxa"/>
-        <w:right w:w="108" w:type="dxa"/>
-      </w:tblCellMar>
     </w:tblPr>
   </w:style>
   <w:style w:type="paragraph" w:styleId="ListParagraph">
@@ -8289,7 +7807,6 @@
       <w:jc w:val="both"/>
     </w:pPr>
     <w:tblPr>
-      <w:tblInd w:w="0" w:type="dxa"/>
       <w:tblBorders>
         <w:top w:val="single" w:sz="4" w:space="0" w:color="auto"/>
         <w:left w:val="single" w:sz="4" w:space="0" w:color="auto"/>
@@ -8298,12 +7815,6 @@
         <w:insideH w:val="single" w:sz="4" w:space="0" w:color="auto"/>
         <w:insideV w:val="single" w:sz="4" w:space="0" w:color="auto"/>
       </w:tblBorders>
-      <w:tblCellMar>
-        <w:top w:w="0" w:type="dxa"/>
-        <w:left w:w="108" w:type="dxa"/>
-        <w:bottom w:w="0" w:type="dxa"/>
-        <w:right w:w="108" w:type="dxa"/>
-      </w:tblCellMar>
     </w:tblPr>
   </w:style>
   <w:style w:type="paragraph" w:styleId="ListParagraph">
